--- a/backend/app/reference.docx
+++ b/backend/app/reference.docx
@@ -695,7 +695,7 @@
     </w:pPr>
     <w:rPr>
       <w:rFonts w:ascii="黑体" w:hAnsi="黑体" w:eastAsia="黑体" w:cs="黑体"/>
-      <w:color w:val="0F4761" w:themeColor="accent1" w:themeShade="BF"/>
+      <w:color w:val="000000"/>
       <w:sz w:val="32"/>
       <w:szCs w:val="32"/>
       <w:b/>
@@ -720,7 +720,7 @@
     </w:pPr>
     <w:rPr>
       <w:rFonts w:ascii="黑体" w:hAnsi="黑体" w:eastAsia="黑体" w:cs="黑体"/>
-      <w:color w:val="0F4761" w:themeColor="accent1" w:themeShade="BF"/>
+      <w:color w:val="000000"/>
       <w:sz w:val="28"/>
       <w:szCs w:val="28"/>
       <w:b/>
@@ -745,7 +745,7 @@
     </w:pPr>
     <w:rPr>
       <w:rFonts w:ascii="黑体" w:hAnsi="黑体" w:eastAsia="黑体" w:cs="黑体"/>
-      <w:color w:val="0F4761" w:themeColor="accent1" w:themeShade="BF"/>
+      <w:color w:val="000000"/>
       <w:sz w:val="24"/>
       <w:szCs w:val="24"/>
       <w:b/>
@@ -772,7 +772,7 @@
       <w:rFonts w:ascii="黑体" w:hAnsi="黑体" w:eastAsia="黑体" w:cs="黑体"/>
       <w:i/>
       <w:iCs/>
-      <w:color w:val="0F4761" w:themeColor="accent1" w:themeShade="BF"/>
+      <w:color w:val="000000"/>
       <w:sz w:val="24"/>
       <w:szCs w:val="24"/>
       <w:b/>
@@ -797,7 +797,7 @@
     </w:pPr>
     <w:rPr>
       <w:rFonts w:ascii="宋体" w:hAnsi="宋体" w:eastAsia="宋体" w:cs="宋体"/>
-      <w:color w:val="0F4761" w:themeColor="accent1" w:themeShade="BF"/>
+      <w:color w:val="000000"/>
       <w:sz w:val="24"/>
       <w:szCs w:val="24"/>
       <w:b/>
@@ -824,7 +824,7 @@
       <w:rFonts w:ascii="宋体" w:hAnsi="宋体" w:eastAsia="宋体" w:cs="宋体"/>
       <w:i/>
       <w:iCs/>
-      <w:color w:val="595959" w:themeColor="text1" w:themeTint="A6"/>
+      <w:color w:val="000000"/>
       <w:sz w:val="24"/>
       <w:szCs w:val="24"/>
       <w:b/>
@@ -904,7 +904,7 @@
     <w:rsid w:val="00A10FD9"/>
     <w:rPr>
       <w:rFonts w:asciiTheme="majorHAnsi" w:eastAsiaTheme="majorEastAsia" w:hAnsiTheme="majorHAnsi" w:cstheme="majorBidi"/>
-      <w:color w:val="0F4761" w:themeColor="accent1" w:themeShade="BF"/>
+      <w:color w:val="000000"/>
       <w:sz w:val="40"/>
       <w:szCs w:val="40"/>
     </w:rPr>
@@ -918,7 +918,7 @@
     <w:rsid w:val="00A10FD9"/>
     <w:rPr>
       <w:rFonts w:asciiTheme="majorHAnsi" w:eastAsiaTheme="majorEastAsia" w:hAnsiTheme="majorHAnsi" w:cstheme="majorBidi"/>
-      <w:color w:val="0F4761" w:themeColor="accent1" w:themeShade="BF"/>
+      <w:color w:val="000000"/>
       <w:sz w:val="32"/>
       <w:szCs w:val="32"/>
     </w:rPr>
@@ -932,7 +932,7 @@
     <w:rsid w:val="00A10FD9"/>
     <w:rPr>
       <w:rFonts w:eastAsiaTheme="majorEastAsia" w:cstheme="majorBidi"/>
-      <w:color w:val="0F4761" w:themeColor="accent1" w:themeShade="BF"/>
+      <w:color w:val="000000"/>
       <w:sz w:val="28"/>
       <w:szCs w:val="28"/>
     </w:rPr>
@@ -948,7 +948,7 @@
       <w:rFonts w:eastAsiaTheme="majorEastAsia" w:cstheme="majorBidi"/>
       <w:i/>
       <w:iCs/>
-      <w:color w:val="0F4761" w:themeColor="accent1" w:themeShade="BF"/>
+      <w:color w:val="000000"/>
     </w:rPr>
   </w:style>
   <w:style w:type="character" w:customStyle="1" w:styleId="Heading5Char">
@@ -960,7 +960,7 @@
     <w:rsid w:val="00A10FD9"/>
     <w:rPr>
       <w:rFonts w:eastAsiaTheme="majorEastAsia" w:cstheme="majorBidi"/>
-      <w:color w:val="0F4761" w:themeColor="accent1" w:themeShade="BF"/>
+      <w:color w:val="000000"/>
     </w:rPr>
   </w:style>
   <w:style w:type="character" w:customStyle="1" w:styleId="Heading6Char">
@@ -974,7 +974,7 @@
       <w:rFonts w:eastAsiaTheme="majorEastAsia" w:cstheme="majorBidi"/>
       <w:i/>
       <w:iCs/>
-      <w:color w:val="595959" w:themeColor="text1" w:themeTint="A6"/>
+      <w:color w:val="000000"/>
     </w:rPr>
   </w:style>
   <w:style w:type="character" w:customStyle="1" w:styleId="Heading7Char">
